--- a/docs/subagent-viz-design-spec.docx
+++ b/docs/subagent-viz-design-spec.docx
@@ -547,6 +547,518 @@
       </w:pPr>
       <w:r>
         <w:t xml:space="preserve">배포 전환 계획: 1단계 로컬 PC 실행 → 2단계 AWS(EC2 등)로 전환 (Tunnel은 개발 중 임시 접근용으로만 사용, 지원사업 데모 등 상시 가동이 필요한 시점부터는 AWS 사용)</w:t>
+      </w:r>
+    </w:p>
+    <w:p>
+      <w:pPr>
+        <w:pStyle w:val="Heading2"/>
+        <w:spacing w:after="120" w:before="260"/>
+      </w:pPr>
+      <w:r>
+        <w:t xml:space="preserve">1.3 관련 오픈소스 프로젝트 비교 (차별점 근거)</w:t>
+      </w:r>
+    </w:p>
+    <w:p>
+      <w:pPr>
+        <w:spacing w:after="120"/>
+      </w:pPr>
+      <w:r>
+        <w:t xml:space="preserve">설계 도중 컨셉이 상당 부분 겹치는 기존 오픈소스 프로젝트 2개를 확인했다. 오픈소스 지원사업 제출 시 README/발표자료에서 이 차이를 선제적으로 짚어주는 것을 권장한다 — 심사 과정에서 유사 프로젝트가 검색될 가능성이 높기 때문이다.</w:t>
+      </w:r>
+    </w:p>
+    <w:tbl>
+      <w:tblPr>
+        <w:tblW w:type="dxa" w:w="9026"/>
+        <w:tblBorders>
+          <w:top w:val="single" w:color="auto" w:sz="4"/>
+          <w:left w:val="single" w:color="auto" w:sz="4"/>
+          <w:bottom w:val="single" w:color="auto" w:sz="4"/>
+          <w:right w:val="single" w:color="auto" w:sz="4"/>
+          <w:insideH w:val="single" w:color="auto" w:sz="4"/>
+          <w:insideV w:val="single" w:color="auto" w:sz="4"/>
+        </w:tblBorders>
+      </w:tblPr>
+      <w:tblGrid>
+        <w:gridCol w:w="1400"/>
+        <w:gridCol w:w="2400"/>
+        <w:gridCol w:w="2100"/>
+        <w:gridCol w:w="3126"/>
+      </w:tblGrid>
+      <w:tr>
+        <w:trPr>
+          <w:tblHeader/>
+        </w:trPr>
+        <w:tc>
+          <w:tcPr>
+            <w:tcW w:type="dxa" w:w="1400"/>
+            <w:shd w:fill="2E3B4E" w:val="clear"/>
+            <w:tcMar>
+              <w:top w:type="dxa" w:w="80"/>
+              <w:left w:type="dxa" w:w="100"/>
+              <w:bottom w:type="dxa" w:w="80"/>
+              <w:right w:type="dxa" w:w="100"/>
+            </w:tcMar>
+          </w:tcPr>
+          <w:p>
+            <w:r>
+              <w:rPr>
+                <w:b/>
+                <w:bCs/>
+                <w:color w:val="FFFFFF"/>
+                <w:sz w:val="19"/>
+                <w:szCs w:val="19"/>
+              </w:rPr>
+              <w:t xml:space="preserve"/>
+            </w:r>
+          </w:p>
+        </w:tc>
+        <w:tc>
+          <w:tcPr>
+            <w:tcW w:type="dxa" w:w="2400"/>
+            <w:shd w:fill="2E3B4E" w:val="clear"/>
+            <w:tcMar>
+              <w:top w:type="dxa" w:w="80"/>
+              <w:left w:type="dxa" w:w="100"/>
+              <w:bottom w:type="dxa" w:w="80"/>
+              <w:right w:type="dxa" w:w="100"/>
+            </w:tcMar>
+          </w:tcPr>
+          <w:p>
+            <w:r>
+              <w:rPr>
+                <w:b/>
+                <w:bCs/>
+                <w:color w:val="FFFFFF"/>
+                <w:sz w:val="19"/>
+                <w:szCs w:val="19"/>
+              </w:rPr>
+              <w:t xml:space="preserve">Pixel Agents (기존, MIT)</w:t>
+            </w:r>
+          </w:p>
+        </w:tc>
+        <w:tc>
+          <w:tcPr>
+            <w:tcW w:type="dxa" w:w="2100"/>
+            <w:shd w:fill="2E3B4E" w:val="clear"/>
+            <w:tcMar>
+              <w:top w:type="dxa" w:w="80"/>
+              <w:left w:type="dxa" w:w="100"/>
+              <w:bottom w:type="dxa" w:w="80"/>
+              <w:right w:type="dxa" w:w="100"/>
+            </w:tcMar>
+          </w:tcPr>
+          <w:p>
+            <w:r>
+              <w:rPr>
+                <w:b/>
+                <w:bCs/>
+                <w:color w:val="FFFFFF"/>
+                <w:sz w:val="19"/>
+                <w:szCs w:val="19"/>
+              </w:rPr>
+              <w:t xml:space="preserve">SkyOffice (기존, MIT)</w:t>
+            </w:r>
+          </w:p>
+        </w:tc>
+        <w:tc>
+          <w:tcPr>
+            <w:tcW w:type="dxa" w:w="3126"/>
+            <w:shd w:fill="2E3B4E" w:val="clear"/>
+            <w:tcMar>
+              <w:top w:type="dxa" w:w="80"/>
+              <w:left w:type="dxa" w:w="100"/>
+              <w:bottom w:type="dxa" w:w="80"/>
+              <w:right w:type="dxa" w:w="100"/>
+            </w:tcMar>
+          </w:tcPr>
+          <w:p>
+            <w:r>
+              <w:rPr>
+                <w:b/>
+                <w:bCs/>
+                <w:color w:val="FFFFFF"/>
+                <w:sz w:val="19"/>
+                <w:szCs w:val="19"/>
+              </w:rPr>
+              <w:t xml:space="preserve">AgentCommander (본 프로젝트)</w:t>
+            </w:r>
+          </w:p>
+        </w:tc>
+      </w:tr>
+      <w:tr>
+        <w:tc>
+          <w:tcPr>
+            <w:tcW w:type="dxa" w:w="1400"/>
+            <w:tcMar>
+              <w:top w:type="dxa" w:w="70"/>
+              <w:left w:type="dxa" w:w="100"/>
+              <w:bottom w:type="dxa" w:w="70"/>
+              <w:right w:type="dxa" w:w="100"/>
+            </w:tcMar>
+          </w:tcPr>
+          <w:p>
+            <w:r>
+              <w:rPr>
+                <w:sz w:val="19"/>
+                <w:szCs w:val="19"/>
+              </w:rPr>
+              <w:t xml:space="preserve">형태</w:t>
+            </w:r>
+          </w:p>
+        </w:tc>
+        <w:tc>
+          <w:tcPr>
+            <w:tcW w:type="dxa" w:w="2400"/>
+            <w:tcMar>
+              <w:top w:type="dxa" w:w="70"/>
+              <w:left w:type="dxa" w:w="100"/>
+              <w:bottom w:type="dxa" w:w="70"/>
+              <w:right w:type="dxa" w:w="100"/>
+            </w:tcMar>
+          </w:tcPr>
+          <w:p>
+            <w:r>
+              <w:rPr>
+                <w:sz w:val="19"/>
+                <w:szCs w:val="19"/>
+              </w:rPr>
+              <w:t xml:space="preserve">VS Code 확장 (로컬 실행)</w:t>
+            </w:r>
+          </w:p>
+        </w:tc>
+        <w:tc>
+          <w:tcPr>
+            <w:tcW w:type="dxa" w:w="2100"/>
+            <w:tcMar>
+              <w:top w:type="dxa" w:w="70"/>
+              <w:left w:type="dxa" w:w="100"/>
+              <w:bottom w:type="dxa" w:w="70"/>
+              <w:right w:type="dxa" w:w="100"/>
+            </w:tcMar>
+          </w:tcPr>
+          <w:p>
+            <w:r>
+              <w:rPr>
+                <w:sz w:val="19"/>
+                <w:szCs w:val="19"/>
+              </w:rPr>
+              <w:t xml:space="preserve">독립 웹앱(가상 오피스)</w:t>
+            </w:r>
+          </w:p>
+        </w:tc>
+        <w:tc>
+          <w:tcPr>
+            <w:tcW w:type="dxa" w:w="3126"/>
+            <w:tcMar>
+              <w:top w:type="dxa" w:w="70"/>
+              <w:left w:type="dxa" w:w="100"/>
+              <w:bottom w:type="dxa" w:w="70"/>
+              <w:right w:type="dxa" w:w="100"/>
+            </w:tcMar>
+          </w:tcPr>
+          <w:p>
+            <w:r>
+              <w:rPr>
+                <w:sz w:val="19"/>
+                <w:szCs w:val="19"/>
+              </w:rPr>
+              <w:t xml:space="preserve">독립 웹앱(Next.js+FastAPI, 배포형)</w:t>
+            </w:r>
+          </w:p>
+        </w:tc>
+      </w:tr>
+      <w:tr>
+        <w:tc>
+          <w:tcPr>
+            <w:tcW w:type="dxa" w:w="1400"/>
+            <w:tcMar>
+              <w:top w:type="dxa" w:w="70"/>
+              <w:left w:type="dxa" w:w="100"/>
+              <w:bottom w:type="dxa" w:w="70"/>
+              <w:right w:type="dxa" w:w="100"/>
+            </w:tcMar>
+          </w:tcPr>
+          <w:p>
+            <w:r>
+              <w:rPr>
+                <w:sz w:val="19"/>
+                <w:szCs w:val="19"/>
+              </w:rPr>
+              <w:t xml:space="preserve">역할</w:t>
+            </w:r>
+          </w:p>
+        </w:tc>
+        <w:tc>
+          <w:tcPr>
+            <w:tcW w:type="dxa" w:w="2400"/>
+            <w:tcMar>
+              <w:top w:type="dxa" w:w="70"/>
+              <w:left w:type="dxa" w:w="100"/>
+              <w:bottom w:type="dxa" w:w="70"/>
+              <w:right w:type="dxa" w:w="100"/>
+            </w:tcMar>
+          </w:tcPr>
+          <w:p>
+            <w:r>
+              <w:rPr>
+                <w:sz w:val="19"/>
+                <w:szCs w:val="19"/>
+              </w:rPr>
+              <w:t xml:space="preserve">이미 존재하는 에이전트 툴(Claude Code, Aider, Cline 등)의 활동을 관찰·시각화만 함</w:t>
+            </w:r>
+          </w:p>
+        </w:tc>
+        <w:tc>
+          <w:tcPr>
+            <w:tcW w:type="dxa" w:w="2100"/>
+            <w:tcMar>
+              <w:top w:type="dxa" w:w="70"/>
+              <w:left w:type="dxa" w:w="100"/>
+              <w:bottom w:type="dxa" w:w="70"/>
+              <w:right w:type="dxa" w:w="100"/>
+            </w:tcMar>
+          </w:tcPr>
+          <w:p>
+            <w:r>
+              <w:rPr>
+                <w:sz w:val="19"/>
+                <w:szCs w:val="19"/>
+              </w:rPr>
+              <w:t xml:space="preserve">사람 아바타 기반 화상협업 공간(에이전트 개념 없음)</w:t>
+            </w:r>
+          </w:p>
+        </w:tc>
+        <w:tc>
+          <w:tcPr>
+            <w:tcW w:type="dxa" w:w="3126"/>
+            <w:tcMar>
+              <w:top w:type="dxa" w:w="70"/>
+              <w:left w:type="dxa" w:w="100"/>
+              <w:bottom w:type="dxa" w:w="70"/>
+              <w:right w:type="dxa" w:w="100"/>
+            </w:tcMar>
+          </w:tcPr>
+          <w:p>
+            <w:r>
+              <w:rPr>
+                <w:sz w:val="19"/>
+                <w:szCs w:val="19"/>
+              </w:rPr>
+              <w:t xml:space="preserve">LangGraph로 에이전트를 직접 오케스트레이션하고 그 상태를 시각화</w:t>
+            </w:r>
+          </w:p>
+        </w:tc>
+      </w:tr>
+      <w:tr>
+        <w:tc>
+          <w:tcPr>
+            <w:tcW w:type="dxa" w:w="1400"/>
+            <w:tcMar>
+              <w:top w:type="dxa" w:w="70"/>
+              <w:left w:type="dxa" w:w="100"/>
+              <w:bottom w:type="dxa" w:w="70"/>
+              <w:right w:type="dxa" w:w="100"/>
+            </w:tcMar>
+          </w:tcPr>
+          <w:p>
+            <w:r>
+              <w:rPr>
+                <w:sz w:val="19"/>
+                <w:szCs w:val="19"/>
+              </w:rPr>
+              <w:t xml:space="preserve">제어권</w:t>
+            </w:r>
+          </w:p>
+        </w:tc>
+        <w:tc>
+          <w:tcPr>
+            <w:tcW w:type="dxa" w:w="2400"/>
+            <w:tcMar>
+              <w:top w:type="dxa" w:w="70"/>
+              <w:left w:type="dxa" w:w="100"/>
+              <w:bottom w:type="dxa" w:w="70"/>
+              <w:right w:type="dxa" w:w="100"/>
+            </w:tcMar>
+          </w:tcPr>
+          <w:p>
+            <w:r>
+              <w:rPr>
+                <w:sz w:val="19"/>
+                <w:szCs w:val="19"/>
+              </w:rPr>
+              <w:t xml:space="preserve">관찰만 가능, 에이전트를 직접 만들거나 재시도 정책을 설정할 수 없음</w:t>
+            </w:r>
+          </w:p>
+        </w:tc>
+        <w:tc>
+          <w:tcPr>
+            <w:tcW w:type="dxa" w:w="2100"/>
+            <w:tcMar>
+              <w:top w:type="dxa" w:w="70"/>
+              <w:left w:type="dxa" w:w="100"/>
+              <w:bottom w:type="dxa" w:w="70"/>
+              <w:right w:type="dxa" w:w="100"/>
+            </w:tcMar>
+          </w:tcPr>
+          <w:p>
+            <w:r>
+              <w:rPr>
+                <w:sz w:val="19"/>
+                <w:szCs w:val="19"/>
+              </w:rPr>
+              <w:t xml:space="preserve">해당 없음(사람이 직접 조작)</w:t>
+            </w:r>
+          </w:p>
+        </w:tc>
+        <w:tc>
+          <w:tcPr>
+            <w:tcW w:type="dxa" w:w="3126"/>
+            <w:tcMar>
+              <w:top w:type="dxa" w:w="70"/>
+              <w:left w:type="dxa" w:w="100"/>
+              <w:bottom w:type="dxa" w:w="70"/>
+              <w:right w:type="dxa" w:w="100"/>
+            </w:tcMar>
+          </w:tcPr>
+          <w:p>
+            <w:r>
+              <w:rPr>
+                <w:sz w:val="19"/>
+                <w:szCs w:val="19"/>
+              </w:rPr>
+              <w:t xml:space="preserve">REST API로 에이전트 생성·역할 관리·재시도 정책까지 직접 제어</w:t>
+            </w:r>
+          </w:p>
+        </w:tc>
+      </w:tr>
+      <w:tr>
+        <w:tc>
+          <w:tcPr>
+            <w:tcW w:type="dxa" w:w="1400"/>
+            <w:tcMar>
+              <w:top w:type="dxa" w:w="70"/>
+              <w:left w:type="dxa" w:w="100"/>
+              <w:bottom w:type="dxa" w:w="70"/>
+              <w:right w:type="dxa" w:w="100"/>
+            </w:tcMar>
+          </w:tcPr>
+          <w:p>
+            <w:r>
+              <w:rPr>
+                <w:sz w:val="19"/>
+                <w:szCs w:val="19"/>
+              </w:rPr>
+              <w:t xml:space="preserve">기술</w:t>
+            </w:r>
+          </w:p>
+        </w:tc>
+        <w:tc>
+          <w:tcPr>
+            <w:tcW w:type="dxa" w:w="2400"/>
+            <w:tcMar>
+              <w:top w:type="dxa" w:w="70"/>
+              <w:left w:type="dxa" w:w="100"/>
+              <w:bottom w:type="dxa" w:w="70"/>
+              <w:right w:type="dxa" w:w="100"/>
+            </w:tcMar>
+          </w:tcPr>
+          <w:p>
+            <w:r>
+              <w:rPr>
+                <w:sz w:val="19"/>
+                <w:szCs w:val="19"/>
+              </w:rPr>
+              <w:t xml:space="preserve">Canvas 2D 프로시저럴 렌더링, 프레임워크 무관</w:t>
+            </w:r>
+          </w:p>
+        </w:tc>
+        <w:tc>
+          <w:tcPr>
+            <w:tcW w:type="dxa" w:w="2100"/>
+            <w:tcMar>
+              <w:top w:type="dxa" w:w="70"/>
+              <w:left w:type="dxa" w:w="100"/>
+              <w:bottom w:type="dxa" w:w="70"/>
+              <w:right w:type="dxa" w:w="100"/>
+            </w:tcMar>
+          </w:tcPr>
+          <w:p>
+            <w:r>
+              <w:rPr>
+                <w:sz w:val="19"/>
+                <w:szCs w:val="19"/>
+              </w:rPr>
+              <w:t xml:space="preserve">Phaser3 + Colyseus + React/Redux + PeerJS</w:t>
+            </w:r>
+          </w:p>
+        </w:tc>
+        <w:tc>
+          <w:tcPr>
+            <w:tcW w:type="dxa" w:w="3126"/>
+            <w:tcMar>
+              <w:top w:type="dxa" w:w="70"/>
+              <w:left w:type="dxa" w:w="100"/>
+              <w:bottom w:type="dxa" w:w="70"/>
+              <w:right w:type="dxa" w:w="100"/>
+            </w:tcMar>
+          </w:tcPr>
+          <w:p>
+            <w:r>
+              <w:rPr>
+                <w:sz w:val="19"/>
+                <w:szCs w:val="19"/>
+              </w:rPr>
+              <w:t xml:space="preserve">Next.js + FastAPI + PostgreSQL + LangGraph</w:t>
+            </w:r>
+          </w:p>
+        </w:tc>
+      </w:tr>
+    </w:tbl>
+    <w:p>
+      <w:pPr>
+        <w:spacing w:after="120"/>
+      </w:pPr>
+      <w:r>
+        <w:t xml:space="preserve"/>
+      </w:r>
+    </w:p>
+    <w:p>
+      <w:pPr>
+        <w:pStyle w:val="ListParagraph"/>
+        <w:numPr>
+          <w:ilvl w:val="0"/>
+          <w:numId w:val="2"/>
+        </w:numPr>
+        <w:spacing w:after="60"/>
+      </w:pPr>
+      <w:r>
+        <w:t xml:space="preserve">핵심 차별점: Pixel Agents는 '관찰자(observer)' 툴이고, AgentCommander는 '오케스트레이터(orchestrator)'에 시각화가 얹힌 구조 — 에이전트를 구경만 하는 게 아니라 직접 만들고 재시도 정책까지 설정 가능</w:t>
+      </w:r>
+    </w:p>
+    <w:p>
+      <w:pPr>
+        <w:pStyle w:val="ListParagraph"/>
+        <w:numPr>
+          <w:ilvl w:val="0"/>
+          <w:numId w:val="2"/>
+        </w:numPr>
+        <w:spacing w:after="60"/>
+      </w:pPr>
+      <w:r>
+        <w:t xml:space="preserve">SkyOffice는 에이전트 시각화 도구가 아니라 사람 간 화상협업 공간이라 컨셉 자체는 다르지만, 타일맵 기반 픽셀아트 오피스 UI(LimeZu 에셋, Phaser3 렌더링 구조)는 참고할 만한 선례로 남겨둔다.</w:t>
+      </w:r>
+    </w:p>
+    <w:p>
+      <w:pPr>
+        <w:pStyle w:val="ListParagraph"/>
+        <w:numPr>
+          <w:ilvl w:val="0"/>
+          <w:numId w:val="2"/>
+        </w:numPr>
+        <w:spacing w:after="60"/>
+      </w:pPr>
+      <w:r>
+        <w:t xml:space="preserve">README 작성 시(11.6절) 이 비교표를 인용해 '왜 또 만들었는가'에 선제적으로 답할 것</w:t>
       </w:r>
     </w:p>
     <w:p>
@@ -13039,7 +13551,7 @@
         <w:spacing w:after="60"/>
       </w:pPr>
       <w:r>
-        <w:t xml:space="preserve">README.md: 문제의식(AI 에이전트가 늘어날수록 뭘 하는지 파악하기 어렵다) → 데모 스크린샷/GIF → 빠른 시작(Docker Compose 한 줄) → 로드맵(7장) 순으로 구성 권장</w:t>
+        <w:t xml:space="preserve">README.md: 문제의식(AI 에이전트가 늘어날수록 뭘 하는지 파악하기 어렵다) → 기존 유사 프로젝트(Pixel Agents 등) 대비 차별점(1.3절 비교표 인용) → 데모 스크린샷/GIF → 빠른 시작(Docker Compose 한 줄) → 로드맵(7장) 순으로 구성 권장</w:t>
       </w:r>
     </w:p>
     <w:p>
